--- a/public/gallery/examples/marketing-manager/fr/resume.docx
+++ b/public/gallery/examples/marketing-manager/fr/resume.docx
@@ -66,7 +66,7 @@
         </w:rPr>
         <w:t xml:space="preserve">📧 </w:t>
       </w:r>
-      <w:hyperlink w:history="1" r:id="rIdrst3aujsvsjqsowwbqws_">
+      <w:hyperlink w:history="1" r:id="rId7y8w2w_5kriyqm966vyps">
         <w:r>
           <w:rPr>
             <w:sz w:val="18"/>
@@ -89,7 +89,7 @@
         </w:rPr>
         <w:t xml:space="preserve">🔗 </w:t>
       </w:r>
-      <w:hyperlink w:history="1" r:id="rIdr-sq6wca4ppl2txnhzqs8">
+      <w:hyperlink w:history="1" r:id="rId8r_ojgcj7xse5f3db1iqx">
         <w:r>
           <w:rPr>
             <w:sz w:val="18"/>
@@ -124,7 +124,7 @@
         <w:spacing w:after="200" w:line="276"/>
         <w:jc w:val="center"/>
       </w:pPr>
-      <w:hyperlink w:history="1" r:id="rIdhloidbucxmrnlof3zm3kt">
+      <w:hyperlink w:history="1" r:id="rIdtnahgjimvsuxsr032gq2r">
         <w:r>
           <w:rPr>
             <w:sz w:val="18"/>
@@ -140,7 +140,7 @@
         </w:rPr>
         <w:t xml:space="preserve"> • </w:t>
       </w:r>
-      <w:hyperlink w:history="1" r:id="rIdbiphqpnqe_vh25isawnyf">
+      <w:hyperlink w:history="1" r:id="rIdlzvvakev2jqmjytwxx6su">
         <w:r>
           <w:rPr>
             <w:sz w:val="18"/>
@@ -156,7 +156,7 @@
         </w:rPr>
         <w:t xml:space="preserve"> • </w:t>
       </w:r>
-      <w:hyperlink w:history="1" r:id="rIdgaalhnl_zfhfnp-hk_azu">
+      <w:hyperlink w:history="1" r:id="rIdpxkv9riojavf8mge7-nc7">
         <w:r>
           <w:rPr>
             <w:sz w:val="18"/>
@@ -315,7 +315,7 @@
         </w:rPr>
         <w:t xml:space="preserve">	</w:t>
       </w:r>
-      <w:hyperlink w:history="1" r:id="rId_bkd9y5pxvpsqxtgpmjur">
+      <w:hyperlink w:history="1" r:id="rIdky6zlbbrci7c1xdw8nb-y">
         <w:r>
           <w:rPr>
             <w:sz w:val="18"/>
@@ -459,7 +459,7 @@
         </w:rPr>
         <w:t xml:space="preserve">	</w:t>
       </w:r>
-      <w:hyperlink w:history="1" r:id="rIdqlbuaqw7xw4qmj5qatdzw">
+      <w:hyperlink w:history="1" r:id="rIdr4to26y45o9uuaj5vhvro">
         <w:r>
           <w:rPr>
             <w:sz w:val="18"/>
@@ -603,7 +603,7 @@
         </w:rPr>
         <w:t xml:space="preserve">	</w:t>
       </w:r>
-      <w:hyperlink w:history="1" r:id="rIdzk-x-6lwi9yo8avpxiuvo">
+      <w:hyperlink w:history="1" r:id="rIdzubeeiy2lk-trrrgugnxa">
         <w:r>
           <w:rPr>
             <w:sz w:val="18"/>
@@ -785,7 +785,7 @@
         </w:rPr>
         <w:t xml:space="preserve">	</w:t>
       </w:r>
-      <w:hyperlink w:history="1" r:id="rIdicdibiijgm74t8gz0r5uw">
+      <w:hyperlink w:history="1" r:id="rIdvaxary-j2awyb9a8yatn5">
         <w:r>
           <w:rPr>
             <w:sz w:val="18"/>
@@ -967,7 +967,7 @@
         </w:rPr>
         <w:t xml:space="preserve">	</w:t>
       </w:r>
-      <w:hyperlink w:history="1" r:id="rIdz9n7rsnxzoetf7tk1cbsc">
+      <w:hyperlink w:history="1" r:id="rId2u2l7b7h1ff_twoysucx0">
         <w:r>
           <w:rPr>
             <w:sz w:val="18"/>
